--- a/testakten/insolvenzplan-starug-planwerkstatt-metallbau-hansa/20_zieloutput_checkliste.docx
+++ b/testakten/insolvenzplan-starug-planwerkstatt-metallbau-hansa/20_zieloutput_checkliste.docx
@@ -5,58 +5,90 @@
     <w:p>
       <w:pPr>
         <w:pStyle w:val="Heading1"/>
+        <w:spacing w:after="160" w:line="259" w:lineRule="auto"/>
       </w:pPr>
       <w:r>
         <w:rPr>
           <w:rFonts w:ascii="Times New Roman" w:hAnsi="Times New Roman"/>
+          <w:b/>
+          <w:sz w:val="28"/>
         </w:rPr>
         <w:t>Zieloutput-Checkliste – Vollständigkeitsprüfung vor Planeinreichung</w:t>
       </w:r>
     </w:p>
     <w:p>
       <w:pPr>
+        <w:spacing w:before="120" w:after="60" w:line="259" w:lineRule="auto"/>
         <w:jc w:val="left"/>
       </w:pPr>
       <w:r>
         <w:rPr>
-          <w:b/>
+          <w:rFonts w:ascii="Times New Roman" w:hAnsi="Times New Roman"/>
+          <w:b w:val="0"/>
+          <w:i w:val="0"/>
+          <w:sz w:val="22"/>
         </w:rPr>
         <w:t>Aktenzeichen:</w:t>
       </w:r>
       <w:r>
+        <w:rPr>
+          <w:rFonts w:ascii="Times New Roman" w:hAnsi="Times New Roman"/>
+          <w:b w:val="0"/>
+          <w:i w:val="0"/>
+          <w:sz w:val="22"/>
+        </w:rPr>
         <w:t xml:space="preserve"> MH-2026-001</w:t>
       </w:r>
     </w:p>
     <w:p>
       <w:pPr>
+        <w:spacing w:before="120" w:after="60" w:line="259" w:lineRule="auto"/>
         <w:jc w:val="left"/>
       </w:pPr>
       <w:r>
         <w:rPr>
-          <w:b/>
+          <w:rFonts w:ascii="Times New Roman" w:hAnsi="Times New Roman"/>
+          <w:b w:val="0"/>
+          <w:i w:val="0"/>
+          <w:sz w:val="22"/>
         </w:rPr>
         <w:t>Datum:</w:t>
       </w:r>
       <w:r>
+        <w:rPr>
+          <w:rFonts w:ascii="Times New Roman" w:hAnsi="Times New Roman"/>
+          <w:b w:val="0"/>
+          <w:i w:val="0"/>
+          <w:sz w:val="22"/>
+        </w:rPr>
         <w:t xml:space="preserve"> 13. Juni 2026</w:t>
       </w:r>
     </w:p>
     <w:p>
       <w:pPr>
+        <w:spacing w:before="120" w:after="60" w:line="259" w:lineRule="auto"/>
         <w:jc w:val="left"/>
       </w:pPr>
       <w:r>
         <w:rPr>
+          <w:rFonts w:ascii="Times New Roman" w:hAnsi="Times New Roman"/>
           <w:b/>
+          <w:sz w:val="22"/>
         </w:rPr>
         <w:t>Verfasserin:</w:t>
       </w:r>
       <w:r>
+        <w:rPr>
+          <w:rFonts w:ascii="Times New Roman" w:hAnsi="Times New Roman"/>
+          <w:b/>
+          <w:sz w:val="22"/>
+        </w:rPr>
         <w:t xml:space="preserve"> RA Dr. Karolin Westphal</w:t>
       </w:r>
     </w:p>
     <w:p>
       <w:pPr>
+        <w:spacing w:line="259" w:lineRule="auto" w:after="60"/>
         <w:jc w:val="left"/>
       </w:pPr>
       <w:r>
@@ -69,14 +101,21 @@
         <w:t xml:space="preserve"> Vollständigkeitskontrolle aller Pflichtbestandteile des Insolvenzplans gemäß §§ 219 ff. InsO und der ergänzenden Unterlagen für Gericht, Sachwalter und Gläubigerversammlung</w:t>
       </w:r>
     </w:p>
-    <w:p/>
+    <w:p>
+      <w:pPr>
+        <w:spacing w:line="259" w:lineRule="auto" w:after="60"/>
+      </w:pPr>
+    </w:p>
     <w:p>
       <w:pPr>
         <w:pStyle w:val="Heading2"/>
+        <w:spacing w:before="120" w:after="60" w:line="259" w:lineRule="auto"/>
       </w:pPr>
       <w:r>
         <w:rPr>
           <w:rFonts w:ascii="Times New Roman" w:hAnsi="Times New Roman"/>
+          <w:b/>
+          <w:sz w:val="22"/>
         </w:rPr>
         <w:t>A. Pflichtbestandteile des Insolvenzplans (§§ 219–229 InsO)</w:t>
       </w:r>
@@ -1201,10 +1240,15 @@
         </w:tc>
       </w:tr>
     </w:tbl>
-    <w:p/>
+    <w:p>
+      <w:pPr>
+        <w:spacing w:line="259" w:lineRule="auto" w:after="60"/>
+      </w:pPr>
+    </w:p>
     <w:p>
       <w:pPr>
         <w:pStyle w:val="Heading2"/>
+        <w:spacing w:line="259" w:lineRule="auto" w:after="60"/>
       </w:pPr>
       <w:r>
         <w:rPr>
@@ -1752,10 +1796,15 @@
         </w:tc>
       </w:tr>
     </w:tbl>
-    <w:p/>
+    <w:p>
+      <w:pPr>
+        <w:spacing w:line="259" w:lineRule="auto" w:after="60"/>
+      </w:pPr>
+    </w:p>
     <w:p>
       <w:pPr>
         <w:pStyle w:val="Heading2"/>
+        <w:spacing w:line="259" w:lineRule="auto" w:after="60"/>
       </w:pPr>
       <w:r>
         <w:rPr>
@@ -2303,10 +2352,15 @@
         </w:tc>
       </w:tr>
     </w:tbl>
-    <w:p/>
+    <w:p>
+      <w:pPr>
+        <w:spacing w:line="259" w:lineRule="auto" w:after="60"/>
+      </w:pPr>
+    </w:p>
     <w:p>
       <w:pPr>
         <w:pStyle w:val="Heading2"/>
+        <w:spacing w:line="259" w:lineRule="auto" w:after="60"/>
       </w:pPr>
       <w:r>
         <w:rPr>
@@ -2854,10 +2908,15 @@
         </w:tc>
       </w:tr>
     </w:tbl>
-    <w:p/>
+    <w:p>
+      <w:pPr>
+        <w:spacing w:line="259" w:lineRule="auto" w:after="60"/>
+      </w:pPr>
+    </w:p>
     <w:p>
       <w:pPr>
         <w:pStyle w:val="Heading2"/>
+        <w:spacing w:line="259" w:lineRule="auto" w:after="60"/>
       </w:pPr>
       <w:r>
         <w:rPr>
@@ -3231,10 +3290,15 @@
         </w:tc>
       </w:tr>
     </w:tbl>
-    <w:p/>
+    <w:p>
+      <w:pPr>
+        <w:spacing w:line="259" w:lineRule="auto" w:after="60"/>
+      </w:pPr>
+    </w:p>
     <w:p>
       <w:pPr>
         <w:pStyle w:val="Heading2"/>
+        <w:spacing w:line="259" w:lineRule="auto" w:after="60"/>
       </w:pPr>
       <w:r>
         <w:rPr>
@@ -3568,6 +3632,7 @@
     </w:tbl>
     <w:p>
       <w:pPr>
+        <w:spacing w:line="259" w:lineRule="auto" w:after="60"/>
         <w:jc w:val="left"/>
       </w:pPr>
       <w:r>
@@ -3580,9 +3645,14 @@
         <w:t xml:space="preserve"> Planeinreichung erst am 16. Juni 2026 nach Behebung der roten Punkte. Deadline ist realistisch, wenn alle Beteiligten bis 15. Juni 2026 liefern. Bei Verzug einer Partei (insbes. Rechtsgutachten Globalzession) ist eine Verschiebung auf 20. Juni 2026 in Erwägung zu ziehen.</w:t>
       </w:r>
     </w:p>
-    <w:p/>
     <w:p>
       <w:pPr>
+        <w:spacing w:line="259" w:lineRule="auto" w:after="60"/>
+      </w:pPr>
+    </w:p>
+    <w:p>
+      <w:pPr>
+        <w:spacing w:line="259" w:lineRule="auto" w:after="60"/>
         <w:jc w:val="left"/>
       </w:pPr>
       <w:r>
@@ -3593,13 +3663,58 @@
       </w:r>
     </w:p>
     <w:sectPr>
+      <w:headerReference w:type="default" r:id="rId9"/>
+      <w:footerReference w:type="default" r:id="rId10"/>
       <w:pgSz w:w="11906" w:h="16838"/>
-      <w:pgMar w:top="1417" w:right="1417" w:bottom="1417" w:left="1417" w:header="720" w:footer="720" w:gutter="0"/>
+      <w:pgMar w:top="1191" w:right="1247" w:bottom="1134" w:left="1361" w:header="720" w:footer="720" w:gutter="0"/>
       <w:cols w:space="720"/>
       <w:docGrid w:linePitch="360"/>
     </w:sectPr>
   </w:body>
 </w:document>
+</file>
+
+<file path=word/footer1.xml><?xml version="1.0" encoding="utf-8"?>
+<w:ftr xmlns:m="http://schemas.openxmlformats.org/officeDocument/2006/math" xmlns:mc="http://schemas.openxmlformats.org/markup-compatibility/2006" xmlns:mo="http://schemas.microsoft.com/office/mac/office/2008/main" xmlns:mv="urn:schemas-microsoft-com:mac:vml" xmlns:o="urn:schemas-microsoft-com:office:office" xmlns:r="http://schemas.openxmlformats.org/officeDocument/2006/relationships" xmlns:v="urn:schemas-microsoft-com:vml" xmlns:w10="urn:schemas-microsoft-com:office:word" xmlns:w14="http://schemas.microsoft.com/office/word/2010/wordml" xmlns:w="http://schemas.openxmlformats.org/wordprocessingml/2006/main" xmlns:wne="http://schemas.microsoft.com/office/word/2006/wordml" xmlns:wp14="http://schemas.microsoft.com/office/word/2010/wordprocessingDrawing" xmlns:wp="http://schemas.openxmlformats.org/drawingml/2006/wordprocessingDrawing" xmlns:wpc="http://schemas.microsoft.com/office/word/2010/wordprocessingCanvas" xmlns:wpg="http://schemas.microsoft.com/office/word/2010/wordprocessingGroup" xmlns:wpi="http://schemas.microsoft.com/office/word/2010/wordprocessingInk" xmlns:wps="http://schemas.microsoft.com/office/word/2010/wordprocessingShape" mc:Ignorable="w14 wp14">
+  <w:p>
+    <w:pPr>
+      <w:pStyle w:val="Footer"/>
+      <w:jc w:val="left"/>
+    </w:pPr>
+    <w:r/>
+    <w:r>
+      <w:rPr>
+        <w:rFonts w:ascii="Times New Roman" w:hAnsi="Times New Roman"/>
+        <w:b w:val="0"/>
+        <w:color w:val="777777"/>
+        <w:sz w:val="17"/>
+      </w:rPr>
+      <w:t>Vertraulich | Bearbeitungsstand Juli 2026 | nur zur Aktenbearbeitung</w:t>
+    </w:r>
+  </w:p>
+</w:ftr>
+</file>
+
+<file path=word/header1.xml><?xml version="1.0" encoding="utf-8"?>
+<w:hdr xmlns:m="http://schemas.openxmlformats.org/officeDocument/2006/math" xmlns:mc="http://schemas.openxmlformats.org/markup-compatibility/2006" xmlns:mo="http://schemas.microsoft.com/office/mac/office/2008/main" xmlns:mv="urn:schemas-microsoft-com:mac:vml" xmlns:o="urn:schemas-microsoft-com:office:office" xmlns:r="http://schemas.openxmlformats.org/officeDocument/2006/relationships" xmlns:v="urn:schemas-microsoft-com:vml" xmlns:w10="urn:schemas-microsoft-com:office:word" xmlns:w14="http://schemas.microsoft.com/office/word/2010/wordml" xmlns:w="http://schemas.openxmlformats.org/wordprocessingml/2006/main" xmlns:wne="http://schemas.microsoft.com/office/word/2006/wordml" xmlns:wp14="http://schemas.microsoft.com/office/word/2010/wordprocessingDrawing" xmlns:wp="http://schemas.openxmlformats.org/drawingml/2006/wordprocessingDrawing" xmlns:wpc="http://schemas.microsoft.com/office/word/2010/wordprocessingCanvas" xmlns:wpg="http://schemas.microsoft.com/office/word/2010/wordprocessingGroup" xmlns:wpi="http://schemas.microsoft.com/office/word/2010/wordprocessingInk" xmlns:wps="http://schemas.microsoft.com/office/word/2010/wordprocessingShape" mc:Ignorable="w14 wp14">
+  <w:p>
+    <w:pPr>
+      <w:pStyle w:val="Header"/>
+      <w:jc w:val="left"/>
+    </w:pPr>
+    <w:r/>
+    <w:r>
+      <w:rPr>
+        <w:rFonts w:ascii="Times New Roman" w:hAnsi="Times New Roman"/>
+        <w:b w:val="0"/>
+        <w:i w:val="0"/>
+        <w:color w:val="666666"/>
+        <w:sz w:val="17"/>
+      </w:rPr>
+      <w:t>Lindenhof und Partner mbB | Insolvenz- und Restrukturierungsakte | Bearbeitungsstand Juli 2026</w:t>
+    </w:r>
+  </w:p>
+</w:hdr>
 </file>
 
 <file path=word/numbering.xml><?xml version="1.0" encoding="utf-8"?>
@@ -4316,11 +4431,12 @@
       <w:contextualSpacing/>
     </w:pPr>
     <w:rPr>
-      <w:rFonts w:asciiTheme="majorHAnsi" w:eastAsiaTheme="majorEastAsia" w:hAnsiTheme="majorHAnsi" w:cstheme="majorBidi"/>
+      <w:rFonts w:asciiTheme="majorHAnsi" w:eastAsiaTheme="majorEastAsia" w:hAnsiTheme="majorHAnsi" w:cstheme="majorBidi" w:ascii="Times New Roman" w:hAnsi="Times New Roman"/>
+      <w:b/>
       <w:color w:val="17365D" w:themeColor="text2" w:themeShade="BF"/>
       <w:spacing w:val="5"/>
       <w:kern w:val="28"/>
-      <w:sz w:val="52"/>
+      <w:sz w:val="30"/>
       <w:szCs w:val="52"/>
     </w:rPr>
   </w:style>

--- a/testakten/insolvenzplan-starug-planwerkstatt-metallbau-hansa/20_zieloutput_checkliste.docx
+++ b/testakten/insolvenzplan-starug-planwerkstatt-metallbau-hansa/20_zieloutput_checkliste.docx
@@ -98,7 +98,7 @@
         <w:t>Zweck:</w:t>
       </w:r>
       <w:r>
-        <w:t xml:space="preserve"> Vollständigkeitskontrolle aller Pflichtbestandteile des Insolvenzplans gemäß §§ 219 ff. InsO und der ergänzenden Unterlagen für Gericht, Sachwalter und Gläubigerversammlung</w:t>
+        <w:t xml:space="preserve"> Vollständigkeitskontrolle aller Pflichtbestandteile des Insolvenzplans gemäß Paragrafen 219 ff. InsO und der ergänzenden Unterlagen für Gericht, Sachwalter und Gläubigerversammlung</w:t>
       </w:r>
     </w:p>
     <w:p>
@@ -117,7 +117,7 @@
           <w:b/>
           <w:sz w:val="22"/>
         </w:rPr>
-        <w:t>A. Pflichtbestandteile des Insolvenzplans (§§ 219–229 InsO)</w:t>
+        <w:t>A. Pflichtbestandteile des Insolvenzplans (Paragrafen 219–229 InsO)</w:t>
       </w:r>
     </w:p>
     <w:tbl>
@@ -249,7 +249,7 @@
                 <w:rFonts w:ascii="Times New Roman" w:hAnsi="Times New Roman"/>
                 <w:sz w:val="20"/>
               </w:rPr>
-              <w:t>§ 220 InsO</w:t>
+              <w:t>Paragraf 220 InsO</w:t>
             </w:r>
           </w:p>
         </w:tc>
@@ -321,7 +321,7 @@
                 <w:rFonts w:ascii="Times New Roman" w:hAnsi="Times New Roman"/>
                 <w:sz w:val="20"/>
               </w:rPr>
-              <w:t>§ 220 Abs. 2 InsO</w:t>
+              <w:t>Paragraf 220 Abs. 2 InsO</w:t>
             </w:r>
           </w:p>
         </w:tc>
@@ -407,7 +407,7 @@
                 <w:rFonts w:ascii="Times New Roman" w:hAnsi="Times New Roman"/>
                 <w:sz w:val="20"/>
               </w:rPr>
-              <w:t>§ 221 InsO</w:t>
+              <w:t>Paragraf 221 InsO</w:t>
             </w:r>
           </w:p>
         </w:tc>
@@ -479,7 +479,7 @@
                 <w:rFonts w:ascii="Times New Roman" w:hAnsi="Times New Roman"/>
                 <w:sz w:val="20"/>
               </w:rPr>
-              <w:t>§ 222 InsO</w:t>
+              <w:t>Paragraf 222 InsO</w:t>
             </w:r>
           </w:p>
         </w:tc>
@@ -551,7 +551,7 @@
                 <w:rFonts w:ascii="Times New Roman" w:hAnsi="Times New Roman"/>
                 <w:sz w:val="20"/>
               </w:rPr>
-              <w:t>§ 220 Abs. 2 InsO</w:t>
+              <w:t>Paragraf 220 Abs. 2 InsO</w:t>
             </w:r>
           </w:p>
         </w:tc>
@@ -623,7 +623,7 @@
                 <w:rFonts w:ascii="Times New Roman" w:hAnsi="Times New Roman"/>
                 <w:sz w:val="20"/>
               </w:rPr>
-              <w:t>§ 229 InsO</w:t>
+              <w:t>Paragraf 229 InsO</w:t>
             </w:r>
           </w:p>
         </w:tc>
@@ -695,7 +695,7 @@
                 <w:rFonts w:ascii="Times New Roman" w:hAnsi="Times New Roman"/>
                 <w:sz w:val="20"/>
               </w:rPr>
-              <w:t>§ 229 S. 2 InsO</w:t>
+              <w:t>Paragraf 229 S. 2 InsO</w:t>
             </w:r>
           </w:p>
         </w:tc>
@@ -767,7 +767,7 @@
                 <w:rFonts w:ascii="Times New Roman" w:hAnsi="Times New Roman"/>
                 <w:sz w:val="20"/>
               </w:rPr>
-              <w:t>§ 220 Abs. 2 InsO</w:t>
+              <w:t>Paragraf 220 Abs. 2 InsO</w:t>
             </w:r>
           </w:p>
         </w:tc>
@@ -907,11 +907,7 @@
           </w:tcPr>
           <w:p>
             <w:r>
-              <w:rPr>
-                <w:rFonts w:ascii="Times New Roman" w:hAnsi="Times New Roman"/>
-                <w:sz w:val="20"/>
-              </w:rPr>
-              <w:t>Praxis / § 270a InsO</w:t>
+              <w:t>Vollständigkeit nach Paragraf 270a InsO</w:t>
             </w:r>
           </w:p>
         </w:tc>
@@ -983,7 +979,7 @@
                 <w:rFonts w:ascii="Times New Roman" w:hAnsi="Times New Roman"/>
                 <w:sz w:val="20"/>
               </w:rPr>
-              <w:t>§ 220 Abs. 2 InsO</w:t>
+              <w:t>Paragraf 220 Abs. 2 InsO</w:t>
             </w:r>
           </w:p>
         </w:tc>
@@ -1051,11 +1047,7 @@
           </w:tcPr>
           <w:p>
             <w:r>
-              <w:rPr>
-                <w:rFonts w:ascii="Times New Roman" w:hAnsi="Times New Roman"/>
-                <w:sz w:val="20"/>
-              </w:rPr>
-              <w:t>§ 270a Abs. 1 S. 2 Nr. 2 InsO</w:t>
+              <w:t>Paragraf 270a Absatz 1 Nummer 2 InsO</w:t>
             </w:r>
           </w:p>
         </w:tc>
@@ -1206,7 +1198,7 @@
                 <w:rFonts w:ascii="Times New Roman" w:hAnsi="Times New Roman"/>
                 <w:sz w:val="20"/>
               </w:rPr>
-              <w:t>§ 174 ff. InsO</w:t>
+              <w:t>Paragraf 174 ff. InsO</w:t>
             </w:r>
           </w:p>
         </w:tc>
@@ -1251,10 +1243,7 @@
         <w:spacing w:line="259" w:lineRule="auto" w:after="60"/>
       </w:pPr>
       <w:r>
-        <w:rPr>
-          <w:rFonts w:ascii="Times New Roman" w:hAnsi="Times New Roman"/>
-        </w:rPr>
-        <w:t>B. Prozessuale Voraussetzungen (§ 270a InsO, AG Hamburg)</w:t>
+        <w:t>B. Antrag und Eigenverwaltungsplanung nach Paragraf 270a InsO; vorläufige Anordnung nach Paragraf 270b InsO</w:t>
       </w:r>
     </w:p>
     <w:tbl>
@@ -1526,11 +1515,7 @@
           </w:tcPr>
           <w:p>
             <w:r>
-              <w:rPr>
-                <w:rFonts w:ascii="Times New Roman" w:hAnsi="Times New Roman"/>
-                <w:sz w:val="20"/>
-              </w:rPr>
-              <w:t>Benennung vorläufiger Sachwalter (§ 270a Abs. 1 S. 2 Nr. 3 InsO)</w:t>
+              <w:t>Vorschlag für den vorläufigen Sachwalter gesondert begründen; Paragraf 270b Absatz 1, beim Schutzschirm zusätzlich Paragraf 270d Absatz 2 InsO</w:t>
             </w:r>
           </w:p>
         </w:tc>
@@ -1646,7 +1631,7 @@
                 <w:rFonts w:ascii="Times New Roman" w:hAnsi="Times New Roman"/>
                 <w:sz w:val="20"/>
               </w:rPr>
-              <w:t>Gläubigerausschuss-Kandidaten (§ 22a InsO) benannt</w:t>
+              <w:t>Gläubigerausschuss-Kandidaten (Paragraf 22a InsO) benannt</w:t>
             </w:r>
           </w:p>
         </w:tc>
@@ -1704,7 +1689,7 @@
                 <w:rFonts w:ascii="Times New Roman" w:hAnsi="Times New Roman"/>
                 <w:sz w:val="20"/>
               </w:rPr>
-              <w:t>Kein Strafverfahren gegen GF (§ 270 Abs. 2 InsO Negativzeugnis)</w:t>
+              <w:t>Kein Strafverfahren gegen GF (Paragraf 270 Abs. 2 InsO Negativzeugnis)</w:t>
             </w:r>
           </w:p>
         </w:tc>
@@ -2700,7 +2685,7 @@
                 <w:rFonts w:ascii="Times New Roman" w:hAnsi="Times New Roman"/>
                 <w:sz w:val="20"/>
               </w:rPr>
-              <w:t>Betriebsrat: Unterrichtung nach § 111 BetrVG</w:t>
+              <w:t>Betriebsrat: Unterrichtung nach Paragraf 111 BetrVG</w:t>
             </w:r>
           </w:p>
         </w:tc>
